--- a/Devrim_Savas_Yilmaz_CV_Norsk.docx
+++ b/Devrim_Savas_Yilmaz_CV_Norsk.docx
@@ -7,6 +7,8 @@
         <w:spacing w:after="60"/>
         <w:jc w:val="center"/>
         <w:rPr>
+          <w:sz w:val="18"/>
+          <w:szCs w:val="18"/>
           <w:lang w:val="nb-NO"/>
         </w:rPr>
       </w:pPr>
@@ -15,8 +17,8 @@
           <w:b/>
           <w:bCs/>
           <w:color w:val="111111"/>
-          <w:sz w:val="46"/>
-          <w:szCs w:val="46"/>
+          <w:sz w:val="44"/>
+          <w:szCs w:val="44"/>
           <w:lang w:val="nb-NO"/>
         </w:rPr>
         <w:t>DEVRIM SAVAS YILMAZ</w:t>
@@ -27,6 +29,8 @@
         <w:spacing w:after="60"/>
         <w:jc w:val="center"/>
         <w:rPr>
+          <w:sz w:val="18"/>
+          <w:szCs w:val="18"/>
           <w:lang w:val="nb-NO"/>
         </w:rPr>
       </w:pPr>
@@ -36,8 +40,6 @@
           <w:b/>
           <w:bCs/>
           <w:color w:val="111111"/>
-          <w:sz w:val="22"/>
-          <w:szCs w:val="22"/>
           <w:lang w:val="nb-NO"/>
         </w:rPr>
         <w:t>Backend</w:t>
@@ -48,8 +50,6 @@
           <w:b/>
           <w:bCs/>
           <w:color w:val="111111"/>
-          <w:sz w:val="22"/>
-          <w:szCs w:val="22"/>
           <w:lang w:val="nb-NO"/>
         </w:rPr>
         <w:t xml:space="preserve">-fokusert </w:t>
@@ -60,8 +60,6 @@
           <w:b/>
           <w:bCs/>
           <w:color w:val="111111"/>
-          <w:sz w:val="22"/>
-          <w:szCs w:val="22"/>
           <w:lang w:val="nb-NO"/>
         </w:rPr>
         <w:t>Fullstack</w:t>
@@ -72,8 +70,6 @@
           <w:b/>
           <w:bCs/>
           <w:color w:val="111111"/>
-          <w:sz w:val="22"/>
-          <w:szCs w:val="22"/>
           <w:lang w:val="nb-NO"/>
         </w:rPr>
         <w:t>-utvikler</w:t>
@@ -84,16 +80,16 @@
         <w:spacing w:after="160"/>
         <w:jc w:val="center"/>
         <w:rPr>
-          <w:sz w:val="16"/>
-          <w:szCs w:val="16"/>
-          <w:lang w:val="nb-NO"/>
-        </w:rPr>
-      </w:pPr>
-      <w:r>
-        <w:rPr>
-          <w:color w:val="111111"/>
-          <w:sz w:val="16"/>
-          <w:szCs w:val="16"/>
+          <w:sz w:val="18"/>
+          <w:szCs w:val="18"/>
+          <w:lang w:val="nb-NO"/>
+        </w:rPr>
+      </w:pPr>
+      <w:r>
+        <w:rPr>
+          <w:color w:val="111111"/>
+          <w:sz w:val="18"/>
+          <w:szCs w:val="18"/>
           <w:lang w:val="nb-NO"/>
         </w:rPr>
         <w:t xml:space="preserve">Drammen, </w:t>
@@ -102,8 +98,8 @@
       <w:r>
         <w:rPr>
           <w:color w:val="111111"/>
-          <w:sz w:val="16"/>
-          <w:szCs w:val="16"/>
+          <w:sz w:val="18"/>
+          <w:szCs w:val="18"/>
           <w:lang w:val="nb-NO"/>
         </w:rPr>
         <w:t>Norge</w:t>
@@ -111,8 +107,8 @@
       <w:r>
         <w:rPr>
           <w:color w:val="333333"/>
-          <w:sz w:val="16"/>
-          <w:szCs w:val="16"/>
+          <w:sz w:val="18"/>
+          <w:szCs w:val="18"/>
           <w:lang w:val="nb-NO"/>
         </w:rPr>
         <w:t xml:space="preserve">  |</w:t>
@@ -121,8 +117,8 @@
       <w:r>
         <w:rPr>
           <w:color w:val="333333"/>
-          <w:sz w:val="16"/>
-          <w:szCs w:val="16"/>
+          <w:sz w:val="18"/>
+          <w:szCs w:val="18"/>
           <w:lang w:val="nb-NO"/>
         </w:rPr>
         <w:t xml:space="preserve">  </w:t>
@@ -130,8 +126,8 @@
       <w:r>
         <w:rPr>
           <w:color w:val="111111"/>
-          <w:sz w:val="16"/>
-          <w:szCs w:val="16"/>
+          <w:sz w:val="18"/>
+          <w:szCs w:val="18"/>
           <w:lang w:val="nb-NO"/>
         </w:rPr>
         <w:t>+47 450-01-</w:t>
@@ -140,8 +136,8 @@
       <w:r>
         <w:rPr>
           <w:color w:val="111111"/>
-          <w:sz w:val="16"/>
-          <w:szCs w:val="16"/>
+          <w:sz w:val="18"/>
+          <w:szCs w:val="18"/>
           <w:lang w:val="nb-NO"/>
         </w:rPr>
         <w:t>349</w:t>
@@ -149,8 +145,8 @@
       <w:r>
         <w:rPr>
           <w:color w:val="333333"/>
-          <w:sz w:val="16"/>
-          <w:szCs w:val="16"/>
+          <w:sz w:val="18"/>
+          <w:szCs w:val="18"/>
           <w:lang w:val="nb-NO"/>
         </w:rPr>
         <w:t xml:space="preserve">  |</w:t>
@@ -159,8 +155,8 @@
       <w:r>
         <w:rPr>
           <w:color w:val="333333"/>
-          <w:sz w:val="16"/>
-          <w:szCs w:val="16"/>
+          <w:sz w:val="18"/>
+          <w:szCs w:val="18"/>
           <w:lang w:val="nb-NO"/>
         </w:rPr>
         <w:t xml:space="preserve">  </w:t>
@@ -169,8 +165,8 @@
         <w:r>
           <w:rPr>
             <w:color w:val="111111"/>
-            <w:sz w:val="16"/>
-            <w:szCs w:val="16"/>
+            <w:sz w:val="18"/>
+            <w:szCs w:val="18"/>
             <w:u w:val="single"/>
             <w:lang w:val="nb-NO"/>
           </w:rPr>
@@ -180,8 +176,8 @@
       <w:r>
         <w:rPr>
           <w:color w:val="333333"/>
-          <w:sz w:val="16"/>
-          <w:szCs w:val="16"/>
+          <w:sz w:val="18"/>
+          <w:szCs w:val="18"/>
           <w:lang w:val="nb-NO"/>
         </w:rPr>
         <w:t xml:space="preserve">  |  </w:t>
@@ -190,31 +186,19 @@
         <w:r>
           <w:rPr>
             <w:color w:val="111111"/>
-            <w:sz w:val="16"/>
-            <w:szCs w:val="16"/>
+            <w:sz w:val="18"/>
+            <w:szCs w:val="18"/>
             <w:u w:val="single"/>
             <w:lang w:val="nb-NO"/>
           </w:rPr>
-          <w:t>github.com/</w:t>
+          <w:t>GitHub</w:t>
         </w:r>
-        <w:proofErr w:type="spellStart"/>
-        <w:r>
-          <w:rPr>
-            <w:color w:val="111111"/>
-            <w:sz w:val="16"/>
-            <w:szCs w:val="16"/>
-            <w:u w:val="single"/>
-            <w:lang w:val="nb-NO"/>
-          </w:rPr>
-          <w:t>devrimsavas</w:t>
-        </w:r>
-        <w:proofErr w:type="spellEnd"/>
       </w:hyperlink>
       <w:r>
         <w:rPr>
           <w:color w:val="333333"/>
-          <w:sz w:val="16"/>
-          <w:szCs w:val="16"/>
+          <w:sz w:val="18"/>
+          <w:szCs w:val="18"/>
           <w:lang w:val="nb-NO"/>
         </w:rPr>
         <w:t xml:space="preserve">  |  </w:t>
@@ -223,52 +207,26 @@
         <w:r>
           <w:rPr>
             <w:color w:val="111111"/>
-            <w:sz w:val="16"/>
-            <w:szCs w:val="16"/>
+            <w:sz w:val="18"/>
+            <w:szCs w:val="18"/>
             <w:u w:val="single"/>
             <w:lang w:val="nb-NO"/>
           </w:rPr>
-          <w:t>linkedin.com/in/</w:t>
+          <w:t>LinkedIn</w:t>
         </w:r>
-        <w:proofErr w:type="spellStart"/>
-        <w:r>
-          <w:rPr>
-            <w:color w:val="111111"/>
-            <w:sz w:val="16"/>
-            <w:szCs w:val="16"/>
-            <w:u w:val="single"/>
-            <w:lang w:val="nb-NO"/>
-          </w:rPr>
-          <w:t>devrimsavas</w:t>
-        </w:r>
-        <w:proofErr w:type="spellEnd"/>
       </w:hyperlink>
     </w:p>
     <w:p>
       <w:pPr>
-        <w:pBdr>
-          <w:bottom w:val="single" w:sz="6" w:space="2" w:color="111111"/>
-        </w:pBdr>
-        <w:spacing w:before="130" w:after="60"/>
-        <w:rPr>
-          <w:lang w:val="nb-NO"/>
-        </w:rPr>
-      </w:pPr>
-      <w:r>
-        <w:rPr>
-          <w:b/>
-          <w:bCs/>
-          <w:color w:val="111111"/>
-          <w:sz w:val="22"/>
-          <w:szCs w:val="22"/>
-          <w:lang w:val="nb-NO"/>
-        </w:rPr>
+        <w:pStyle w:val="Categories"/>
+      </w:pPr>
+      <w:r>
         <w:t>SAMMENDRAG</w:t>
       </w:r>
     </w:p>
     <w:p>
       <w:pPr>
-        <w:spacing w:after="160"/>
+        <w:spacing w:before="100" w:after="160"/>
         <w:ind w:left="144"/>
         <w:jc w:val="both"/>
         <w:rPr>
@@ -418,19 +376,9 @@
     </w:p>
     <w:p>
       <w:pPr>
-        <w:pBdr>
-          <w:bottom w:val="single" w:sz="6" w:space="2" w:color="111111"/>
-        </w:pBdr>
-        <w:spacing w:before="130" w:after="60"/>
-      </w:pPr>
-      <w:r>
-        <w:rPr>
-          <w:b/>
-          <w:bCs/>
-          <w:color w:val="111111"/>
-          <w:sz w:val="22"/>
-          <w:szCs w:val="22"/>
-        </w:rPr>
+        <w:pStyle w:val="Categories"/>
+      </w:pPr>
+      <w:r>
         <w:t>UTDANNING</w:t>
       </w:r>
     </w:p>
@@ -623,23 +571,9 @@
     </w:p>
     <w:p>
       <w:pPr>
-        <w:pBdr>
-          <w:bottom w:val="single" w:sz="6" w:space="2" w:color="111111"/>
-        </w:pBdr>
-        <w:spacing w:before="130" w:after="60"/>
-        <w:rPr>
-          <w:lang w:val="nb-NO"/>
-        </w:rPr>
-      </w:pPr>
-      <w:r>
-        <w:rPr>
-          <w:b/>
-          <w:bCs/>
-          <w:color w:val="111111"/>
-          <w:sz w:val="22"/>
-          <w:szCs w:val="22"/>
-          <w:lang w:val="nb-NO"/>
-        </w:rPr>
+        <w:pStyle w:val="Categories"/>
+      </w:pPr>
+      <w:r>
         <w:t>ERFARING</w:t>
       </w:r>
     </w:p>
@@ -919,23 +853,9 @@
     </w:p>
     <w:p>
       <w:pPr>
-        <w:pBdr>
-          <w:bottom w:val="single" w:sz="6" w:space="2" w:color="111111"/>
-        </w:pBdr>
-        <w:spacing w:before="130" w:after="60"/>
-        <w:rPr>
-          <w:lang w:val="nb-NO"/>
-        </w:rPr>
-      </w:pPr>
-      <w:r>
-        <w:rPr>
-          <w:b/>
-          <w:bCs/>
-          <w:color w:val="111111"/>
-          <w:sz w:val="22"/>
-          <w:szCs w:val="22"/>
-          <w:lang w:val="nb-NO"/>
-        </w:rPr>
+        <w:pStyle w:val="Categories"/>
+      </w:pPr>
+      <w:r>
         <w:t>PROSJEKTER</w:t>
       </w:r>
     </w:p>
@@ -1872,29 +1792,15 @@
     </w:p>
     <w:p>
       <w:pPr>
-        <w:pBdr>
-          <w:bottom w:val="single" w:sz="6" w:space="2" w:color="111111"/>
-        </w:pBdr>
-        <w:spacing w:before="130" w:after="60"/>
-        <w:rPr>
-          <w:lang w:val="nb-NO"/>
-        </w:rPr>
-      </w:pPr>
-      <w:r>
-        <w:rPr>
-          <w:b/>
-          <w:bCs/>
-          <w:color w:val="111111"/>
-          <w:sz w:val="22"/>
-          <w:szCs w:val="22"/>
-          <w:lang w:val="nb-NO"/>
-        </w:rPr>
+        <w:pStyle w:val="Categories"/>
+      </w:pPr>
+      <w:r>
         <w:t>TEKNISKE FERDIGHETER</w:t>
       </w:r>
     </w:p>
     <w:p>
       <w:pPr>
-        <w:spacing w:after="25"/>
+        <w:spacing w:before="100" w:after="25"/>
         <w:ind w:left="144"/>
         <w:rPr>
           <w:lang w:val="nb-NO"/>
@@ -3172,6 +3078,41 @@
       <w:lang w:val="nb-NO"/>
     </w:rPr>
   </w:style>
+  <w:style w:type="paragraph" w:customStyle="1" w:styleId="Categories">
+    <w:name w:val="Categories"/>
+    <w:basedOn w:val="Normal"/>
+    <w:link w:val="CategoriesChar"/>
+    <w:qFormat/>
+    <w:rsid w:val="00517F30"/>
+    <w:pPr>
+      <w:pBdr>
+        <w:bottom w:val="single" w:sz="6" w:space="2" w:color="111111"/>
+      </w:pBdr>
+      <w:spacing w:before="120" w:after="60"/>
+    </w:pPr>
+    <w:rPr>
+      <w:b/>
+      <w:bCs/>
+      <w:color w:val="111111"/>
+      <w:sz w:val="22"/>
+      <w:szCs w:val="22"/>
+      <w:lang w:val="nb-NO"/>
+    </w:rPr>
+  </w:style>
+  <w:style w:type="character" w:customStyle="1" w:styleId="CategoriesChar">
+    <w:name w:val="Categories Char"/>
+    <w:basedOn w:val="DefaultParagraphFont"/>
+    <w:link w:val="Categories"/>
+    <w:rsid w:val="00517F30"/>
+    <w:rPr>
+      <w:b/>
+      <w:bCs/>
+      <w:color w:val="111111"/>
+      <w:sz w:val="22"/>
+      <w:szCs w:val="22"/>
+      <w:lang w:val="nb-NO"/>
+    </w:rPr>
+  </w:style>
 </w:styles>
 </file>
 
